--- a/14-08-2025 Day 7.docx
+++ b/14-08-2025 Day 7.docx
@@ -436,7 +436,7 @@
           </mc:Choice>
           <mc:Fallback>
             <w:pict>
-              <v:shapetype w14:anchorId="76DA80C1" id="_x0000_t32" coordsize="21600,21600" o:spt="32" o:oned="t" path="m,l21600,21600e" filled="f">
+              <v:shapetype w14:anchorId="0E1A91E0" id="_x0000_t32" coordsize="21600,21600" o:spt="32" o:oned="t" path="m,l21600,21600e" filled="f">
                 <v:path arrowok="t" fillok="f" o:connecttype="none"/>
                 <o:lock v:ext="edit" shapetype="t"/>
               </v:shapetype>
@@ -508,7 +508,7 @@
           </mc:Choice>
           <mc:Fallback>
             <w:pict>
-              <v:shape w14:anchorId="4F75842B" id="Straight Arrow Connector 8" o:spid="_x0000_s1026" type="#_x0000_t32" style="position:absolute;margin-left:119.5pt;margin-top:9.15pt;width:36pt;height:45pt;flip:y;z-index:251660288;visibility:visible;mso-wrap-style:square;mso-wrap-distance-left:9pt;mso-wrap-distance-top:0;mso-wrap-distance-right:9pt;mso-wrap-distance-bottom:0;mso-position-horizontal:absolute;mso-position-horizontal-relative:text;mso-position-vertical:absolute;mso-position-vertical-relative:text" o:gfxdata="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" strokecolor="#4472c4 [3204]" strokeweight=".5pt">
+              <v:shape w14:anchorId="1346490A" id="Straight Arrow Connector 8" o:spid="_x0000_s1026" type="#_x0000_t32" style="position:absolute;margin-left:119.5pt;margin-top:9.15pt;width:36pt;height:45pt;flip:y;z-index:251660288;visibility:visible;mso-wrap-style:square;mso-wrap-distance-left:9pt;mso-wrap-distance-top:0;mso-wrap-distance-right:9pt;mso-wrap-distance-bottom:0;mso-position-horizontal:absolute;mso-position-horizontal-relative:text;mso-position-vertical:absolute;mso-position-vertical-relative:text" o:gfxdata="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" strokecolor="#4472c4 [3204]" strokeweight=".5pt">
                 <v:stroke endarrow="block" joinstyle="miter"/>
               </v:shape>
             </w:pict>
@@ -576,7 +576,7 @@
           </mc:Choice>
           <mc:Fallback>
             <w:pict>
-              <v:shape w14:anchorId="37AA55E8" id="Straight Arrow Connector 7" o:spid="_x0000_s1026" type="#_x0000_t32" style="position:absolute;margin-left:24.5pt;margin-top:15.65pt;width:123pt;height:40.5pt;flip:y;z-index:251659264;visibility:visible;mso-wrap-style:square;mso-wrap-distance-left:9pt;mso-wrap-distance-top:0;mso-wrap-distance-right:9pt;mso-wrap-distance-bottom:0;mso-position-horizontal:absolute;mso-position-horizontal-relative:text;mso-position-vertical:absolute;mso-position-vertical-relative:text" o:gfxdata="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" strokecolor="#4472c4 [3204]" strokeweight=".5pt">
+              <v:shape w14:anchorId="2570EE31" id="Straight Arrow Connector 7" o:spid="_x0000_s1026" type="#_x0000_t32" style="position:absolute;margin-left:24.5pt;margin-top:15.65pt;width:123pt;height:40.5pt;flip:y;z-index:251659264;visibility:visible;mso-wrap-style:square;mso-wrap-distance-left:9pt;mso-wrap-distance-top:0;mso-wrap-distance-right:9pt;mso-wrap-distance-bottom:0;mso-position-horizontal:absolute;mso-position-horizontal-relative:text;mso-position-vertical:absolute;mso-position-vertical-relative:text" o:gfxdata="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" strokecolor="#4472c4 [3204]" strokeweight=".5pt">
                 <v:stroke endarrow="block" joinstyle="miter"/>
               </v:shape>
             </w:pict>
@@ -1352,7 +1352,7 @@
           </mc:Choice>
           <mc:Fallback>
             <w:pict>
-              <v:shape w14:anchorId="4AEE4089" id="Straight Arrow Connector 15" o:spid="_x0000_s1026" type="#_x0000_t32" style="position:absolute;margin-left:321.5pt;margin-top:25.5pt;width:40pt;height:0;z-index:251671552;visibility:visible;mso-wrap-style:square;mso-wrap-distance-left:9pt;mso-wrap-distance-top:0;mso-wrap-distance-right:9pt;mso-wrap-distance-bottom:0;mso-position-horizontal:absolute;mso-position-horizontal-relative:text;mso-position-vertical:absolute;mso-position-vertical-relative:text" o:gfxdata="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" strokecolor="#4472c4 [3204]" strokeweight=".5pt">
+              <v:shape w14:anchorId="4C5E4CBC" id="Straight Arrow Connector 15" o:spid="_x0000_s1026" type="#_x0000_t32" style="position:absolute;margin-left:321.5pt;margin-top:25.5pt;width:40pt;height:0;z-index:251671552;visibility:visible;mso-wrap-style:square;mso-wrap-distance-left:9pt;mso-wrap-distance-top:0;mso-wrap-distance-right:9pt;mso-wrap-distance-bottom:0;mso-position-horizontal:absolute;mso-position-horizontal-relative:text;mso-position-vertical:absolute;mso-position-vertical-relative:text" o:gfxdata="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" strokecolor="#4472c4 [3204]" strokeweight=".5pt">
                 <v:stroke endarrow="block" joinstyle="miter"/>
               </v:shape>
             </w:pict>
@@ -1420,7 +1420,7 @@
           </mc:Choice>
           <mc:Fallback>
             <w:pict>
-              <v:shape w14:anchorId="65FEA9E8" id="Straight Arrow Connector 14" o:spid="_x0000_s1026" type="#_x0000_t32" style="position:absolute;margin-left:113pt;margin-top:22pt;width:98.5pt;height:1.5pt;flip:y;z-index:251670528;visibility:visible;mso-wrap-style:square;mso-wrap-distance-left:9pt;mso-wrap-distance-top:0;mso-wrap-distance-right:9pt;mso-wrap-distance-bottom:0;mso-position-horizontal:absolute;mso-position-horizontal-relative:text;mso-position-vertical:absolute;mso-position-vertical-relative:text" o:gfxdata="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" strokecolor="#4472c4 [3204]" strokeweight=".5pt">
+              <v:shape w14:anchorId="0B586795" id="Straight Arrow Connector 14" o:spid="_x0000_s1026" type="#_x0000_t32" style="position:absolute;margin-left:113pt;margin-top:22pt;width:98.5pt;height:1.5pt;flip:y;z-index:251670528;visibility:visible;mso-wrap-style:square;mso-wrap-distance-left:9pt;mso-wrap-distance-top:0;mso-wrap-distance-right:9pt;mso-wrap-distance-bottom:0;mso-position-horizontal:absolute;mso-position-horizontal-relative:text;mso-position-vertical:absolute;mso-position-vertical-relative:text" o:gfxdata="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" strokecolor="#4472c4 [3204]" strokeweight=".5pt">
                 <v:stroke endarrow="block" joinstyle="miter"/>
               </v:shape>
             </w:pict>
@@ -1485,7 +1485,7 @@
           </mc:Choice>
           <mc:Fallback>
             <w:pict>
-              <v:line w14:anchorId="77CDFBCE" id="Straight Connector 13" o:spid="_x0000_s1026" style="position:absolute;z-index:251669504;visibility:visible;mso-wrap-style:square;mso-wrap-distance-left:9pt;mso-wrap-distance-top:0;mso-wrap-distance-right:9pt;mso-wrap-distance-bottom:0;mso-position-horizontal:absolute;mso-position-horizontal-relative:text;mso-position-vertical:absolute;mso-position-vertical-relative:text" from="405.5pt,9pt" to="408.5pt,40pt" o:gfxdata="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" strokecolor="#4472c4 [3204]" strokeweight=".5pt">
+              <v:line w14:anchorId="7A62559F" id="Straight Connector 13" o:spid="_x0000_s1026" style="position:absolute;z-index:251669504;visibility:visible;mso-wrap-style:square;mso-wrap-distance-left:9pt;mso-wrap-distance-top:0;mso-wrap-distance-right:9pt;mso-wrap-distance-bottom:0;mso-position-horizontal:absolute;mso-position-horizontal-relative:text;mso-position-vertical:absolute;mso-position-vertical-relative:text" from="405.5pt,9pt" to="408.5pt,40pt" o:gfxdata="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" strokecolor="#4472c4 [3204]" strokeweight=".5pt">
                 <v:stroke joinstyle="miter"/>
               </v:line>
             </w:pict>
@@ -1550,7 +1550,7 @@
           </mc:Choice>
           <mc:Fallback>
             <w:pict>
-              <v:line w14:anchorId="7642F604" id="Straight Connector 12" o:spid="_x0000_s1026" style="position:absolute;flip:x;z-index:251668480;visibility:visible;mso-wrap-style:square;mso-wrap-distance-left:9pt;mso-wrap-distance-top:0;mso-wrap-distance-right:9pt;mso-wrap-distance-bottom:0;mso-position-horizontal:absolute;mso-position-horizontal-relative:text;mso-position-vertical:absolute;mso-position-vertical-relative:text" from="254.5pt,8.5pt" to="256.5pt,43.5pt" o:gfxdata="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" strokecolor="#4472c4 [3204]" strokeweight=".5pt">
+              <v:line w14:anchorId="1CEA92B9" id="Straight Connector 12" o:spid="_x0000_s1026" style="position:absolute;flip:x;z-index:251668480;visibility:visible;mso-wrap-style:square;mso-wrap-distance-left:9pt;mso-wrap-distance-top:0;mso-wrap-distance-right:9pt;mso-wrap-distance-bottom:0;mso-position-horizontal:absolute;mso-position-horizontal-relative:text;mso-position-vertical:absolute;mso-position-vertical-relative:text" from="254.5pt,8.5pt" to="256.5pt,43.5pt" o:gfxdata="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" strokecolor="#4472c4 [3204]" strokeweight=".5pt">
                 <v:stroke joinstyle="miter"/>
               </v:line>
             </w:pict>
@@ -1615,7 +1615,7 @@
           </mc:Choice>
           <mc:Fallback>
             <w:pict>
-              <v:line w14:anchorId="3362E719" id="Straight Connector 11" o:spid="_x0000_s1026" style="position:absolute;z-index:251667456;visibility:visible;mso-wrap-style:square;mso-wrap-distance-left:9pt;mso-wrap-distance-top:0;mso-wrap-distance-right:9pt;mso-wrap-distance-bottom:0;mso-position-horizontal:absolute;mso-position-horizontal-relative:text;mso-position-vertical:absolute;mso-position-vertical-relative:text" from="52.5pt,9.5pt" to="53.5pt,39.5pt" o:gfxdata="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" strokecolor="#4472c4 [3204]" strokeweight=".5pt">
+              <v:line w14:anchorId="03BF34F4" id="Straight Connector 11" o:spid="_x0000_s1026" style="position:absolute;z-index:251667456;visibility:visible;mso-wrap-style:square;mso-wrap-distance-left:9pt;mso-wrap-distance-top:0;mso-wrap-distance-right:9pt;mso-wrap-distance-bottom:0;mso-position-horizontal:absolute;mso-position-horizontal-relative:text;mso-position-vertical:absolute;mso-position-vertical-relative:text" from="52.5pt,9.5pt" to="53.5pt,39.5pt" o:gfxdata="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" strokecolor="#4472c4 [3204]" strokeweight=".5pt">
                 <v:stroke joinstyle="miter"/>
               </v:line>
             </w:pict>
@@ -1685,7 +1685,7 @@
           </mc:Choice>
           <mc:Fallback>
             <w:pict>
-              <v:rect w14:anchorId="1C381BE6" id="Rectangle 10" o:spid="_x0000_s1026" style="position:absolute;margin-left:358.5pt;margin-top:8.45pt;width:105pt;height:33pt;z-index:251666432;visibility:visible;mso-wrap-style:square;mso-wrap-distance-left:9pt;mso-wrap-distance-top:0;mso-wrap-distance-right:9pt;mso-wrap-distance-bottom:0;mso-position-horizontal:absolute;mso-position-horizontal-relative:text;mso-position-vertical:absolute;mso-position-vertical-relative:text;v-text-anchor:middle" o:gfxdata="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" fillcolor="white [3201]" strokecolor="#70ad47 [3209]" strokeweight="1pt"/>
+              <v:rect w14:anchorId="56AF6C32" id="Rectangle 10" o:spid="_x0000_s1026" style="position:absolute;margin-left:358.5pt;margin-top:8.45pt;width:105pt;height:33pt;z-index:251666432;visibility:visible;mso-wrap-style:square;mso-wrap-distance-left:9pt;mso-wrap-distance-top:0;mso-wrap-distance-right:9pt;mso-wrap-distance-bottom:0;mso-position-horizontal:absolute;mso-position-horizontal-relative:text;mso-position-vertical:absolute;mso-position-vertical-relative:text;v-text-anchor:middle" o:gfxdata="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" fillcolor="white [3201]" strokecolor="#70ad47 [3209]" strokeweight="1pt"/>
             </w:pict>
           </mc:Fallback>
         </mc:AlternateContent>
@@ -1753,7 +1753,7 @@
           </mc:Choice>
           <mc:Fallback>
             <w:pict>
-              <v:rect w14:anchorId="2816AF8F" id="Rectangle 10" o:spid="_x0000_s1026" style="position:absolute;margin-left:213pt;margin-top:8.45pt;width:105pt;height:33pt;z-index:251664384;visibility:visible;mso-wrap-style:square;mso-wrap-distance-left:9pt;mso-wrap-distance-top:0;mso-wrap-distance-right:9pt;mso-wrap-distance-bottom:0;mso-position-horizontal:absolute;mso-position-horizontal-relative:text;mso-position-vertical:absolute;mso-position-vertical-relative:text;v-text-anchor:middle" o:gfxdata="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" fillcolor="white [3201]" strokecolor="#70ad47 [3209]" strokeweight="1pt"/>
+              <v:rect w14:anchorId="6AA88B83" id="Rectangle 10" o:spid="_x0000_s1026" style="position:absolute;margin-left:213pt;margin-top:8.45pt;width:105pt;height:33pt;z-index:251664384;visibility:visible;mso-wrap-style:square;mso-wrap-distance-left:9pt;mso-wrap-distance-top:0;mso-wrap-distance-right:9pt;mso-wrap-distance-bottom:0;mso-position-horizontal:absolute;mso-position-horizontal-relative:text;mso-position-vertical:absolute;mso-position-vertical-relative:text;v-text-anchor:middle" o:gfxdata="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" fillcolor="white [3201]" strokecolor="#70ad47 [3209]" strokeweight="1pt"/>
             </w:pict>
           </mc:Fallback>
         </mc:AlternateContent>
@@ -1821,7 +1821,7 @@
           </mc:Choice>
           <mc:Fallback>
             <w:pict>
-              <v:rect w14:anchorId="756AD2B0" id="Rectangle 10" o:spid="_x0000_s1026" style="position:absolute;margin-left:8.5pt;margin-top:10pt;width:105pt;height:33pt;z-index:251662336;visibility:visible;mso-wrap-style:square;mso-wrap-distance-left:9pt;mso-wrap-distance-top:0;mso-wrap-distance-right:9pt;mso-wrap-distance-bottom:0;mso-position-horizontal:absolute;mso-position-horizontal-relative:text;mso-position-vertical:absolute;mso-position-vertical-relative:text;v-text-anchor:middle" o:gfxdata="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" fillcolor="white [3201]" strokecolor="#70ad47 [3209]" strokeweight="1pt"/>
+              <v:rect w14:anchorId="17046689" id="Rectangle 10" o:spid="_x0000_s1026" style="position:absolute;margin-left:8.5pt;margin-top:10pt;width:105pt;height:33pt;z-index:251662336;visibility:visible;mso-wrap-style:square;mso-wrap-distance-left:9pt;mso-wrap-distance-top:0;mso-wrap-distance-right:9pt;mso-wrap-distance-bottom:0;mso-position-horizontal:absolute;mso-position-horizontal-relative:text;mso-position-vertical:absolute;mso-position-vertical-relative:text;v-text-anchor:middle" o:gfxdata="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" fillcolor="white [3201]" strokecolor="#70ad47 [3209]" strokeweight="1pt"/>
             </w:pict>
           </mc:Fallback>
         </mc:AlternateContent>
@@ -2091,7 +2091,7 @@
           </mc:Choice>
           <mc:Fallback>
             <w:pict>
-              <v:line w14:anchorId="7760A0CB" id="Straight Connector 23" o:spid="_x0000_s1026" style="position:absolute;z-index:251689984;visibility:visible;mso-wrap-style:square;mso-wrap-distance-left:9pt;mso-wrap-distance-top:0;mso-wrap-distance-right:9pt;mso-wrap-distance-bottom:0;mso-position-horizontal:absolute;mso-position-horizontal-relative:text;mso-position-vertical:absolute;mso-position-vertical-relative:text" from="447pt,-41.5pt" to="449pt,-3.5pt" o:gfxdata="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" strokecolor="#4472c4 [3204]" strokeweight=".5pt">
+              <v:line w14:anchorId="6DBFBF86" id="Straight Connector 23" o:spid="_x0000_s1026" style="position:absolute;z-index:251689984;visibility:visible;mso-wrap-style:square;mso-wrap-distance-left:9pt;mso-wrap-distance-top:0;mso-wrap-distance-right:9pt;mso-wrap-distance-bottom:0;mso-position-horizontal:absolute;mso-position-horizontal-relative:text;mso-position-vertical:absolute;mso-position-vertical-relative:text" from="447pt,-41.5pt" to="449pt,-3.5pt" o:gfxdata="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" strokecolor="#4472c4 [3204]" strokeweight=".5pt">
                 <v:stroke joinstyle="miter"/>
               </v:line>
             </w:pict>
@@ -2156,7 +2156,7 @@
           </mc:Choice>
           <mc:Fallback>
             <w:pict>
-              <v:line w14:anchorId="2236B146" id="Straight Connector 22" o:spid="_x0000_s1026" style="position:absolute;z-index:251688960;visibility:visible;mso-wrap-style:square;mso-wrap-distance-left:9pt;mso-wrap-distance-top:0;mso-wrap-distance-right:9pt;mso-wrap-distance-bottom:0;mso-position-horizontal:absolute;mso-position-horizontal-relative:text;mso-position-vertical:absolute;mso-position-vertical-relative:text" from="408.5pt,-40pt" to="408.5pt,-2.5pt" o:gfxdata="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" strokecolor="#4472c4 [3204]" strokeweight=".5pt">
+              <v:line w14:anchorId="493463AE" id="Straight Connector 22" o:spid="_x0000_s1026" style="position:absolute;z-index:251688960;visibility:visible;mso-wrap-style:square;mso-wrap-distance-left:9pt;mso-wrap-distance-top:0;mso-wrap-distance-right:9pt;mso-wrap-distance-bottom:0;mso-position-horizontal:absolute;mso-position-horizontal-relative:text;mso-position-vertical:absolute;mso-position-vertical-relative:text" from="408.5pt,-40pt" to="408.5pt,-2.5pt" o:gfxdata="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" strokecolor="#4472c4 [3204]" strokeweight=".5pt">
                 <v:stroke joinstyle="miter"/>
               </v:line>
             </w:pict>
@@ -2221,7 +2221,7 @@
           </mc:Choice>
           <mc:Fallback>
             <w:pict>
-              <v:line w14:anchorId="6F1781BA" id="Straight Connector 21" o:spid="_x0000_s1026" style="position:absolute;z-index:251687936;visibility:visible;mso-wrap-style:square;mso-wrap-distance-left:9pt;mso-wrap-distance-top:0;mso-wrap-distance-right:9pt;mso-wrap-distance-bottom:0;mso-position-horizontal:absolute;mso-position-horizontal-relative:text;mso-position-vertical:absolute;mso-position-vertical-relative:text" from="295pt,-42pt" to="298.5pt,-2pt" o:gfxdata="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" strokecolor="#4472c4 [3204]" strokeweight=".5pt">
+              <v:line w14:anchorId="00D2EC18" id="Straight Connector 21" o:spid="_x0000_s1026" style="position:absolute;z-index:251687936;visibility:visible;mso-wrap-style:square;mso-wrap-distance-left:9pt;mso-wrap-distance-top:0;mso-wrap-distance-right:9pt;mso-wrap-distance-bottom:0;mso-position-horizontal:absolute;mso-position-horizontal-relative:text;mso-position-vertical:absolute;mso-position-vertical-relative:text" from="295pt,-42pt" to="298.5pt,-2pt" o:gfxdata="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" strokecolor="#4472c4 [3204]" strokeweight=".5pt">
                 <v:stroke joinstyle="miter"/>
               </v:line>
             </w:pict>
@@ -2286,7 +2286,7 @@
           </mc:Choice>
           <mc:Fallback>
             <w:pict>
-              <v:line w14:anchorId="6F6E1D0A" id="Straight Connector 21" o:spid="_x0000_s1026" style="position:absolute;z-index:251685888;visibility:visible;mso-wrap-style:square;mso-wrap-distance-left:9pt;mso-wrap-distance-top:0;mso-wrap-distance-right:9pt;mso-wrap-distance-bottom:0;mso-position-horizontal:absolute;mso-position-horizontal-relative:text;mso-position-vertical:absolute;mso-position-vertical-relative:text" from="249pt,-50.5pt" to="252.5pt,-10.5pt" o:gfxdata="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" strokecolor="#4472c4 [3204]" strokeweight=".5pt">
+              <v:line w14:anchorId="1D08435E" id="Straight Connector 21" o:spid="_x0000_s1026" style="position:absolute;z-index:251685888;visibility:visible;mso-wrap-style:square;mso-wrap-distance-left:9pt;mso-wrap-distance-top:0;mso-wrap-distance-right:9pt;mso-wrap-distance-bottom:0;mso-position-horizontal:absolute;mso-position-horizontal-relative:text;mso-position-vertical:absolute;mso-position-vertical-relative:text" from="249pt,-50.5pt" to="252.5pt,-10.5pt" o:gfxdata="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" strokecolor="#4472c4 [3204]" strokeweight=".5pt">
                 <v:stroke joinstyle="miter"/>
               </v:line>
             </w:pict>
@@ -2351,7 +2351,7 @@
           </mc:Choice>
           <mc:Fallback>
             <w:pict>
-              <v:line w14:anchorId="033C68F4" id="Straight Connector 21" o:spid="_x0000_s1026" style="position:absolute;z-index:251683840;visibility:visible;mso-wrap-style:square;mso-wrap-distance-left:9pt;mso-wrap-distance-top:0;mso-wrap-distance-right:9pt;mso-wrap-distance-bottom:0;mso-position-horizontal:absolute;mso-position-horizontal-relative:text;mso-position-vertical:absolute;mso-position-vertical-relative:text" from="89.5pt,-35.5pt" to="93pt,4.5pt" o:gfxdata="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" strokecolor="#4472c4 [3204]" strokeweight=".5pt">
+              <v:line w14:anchorId="0F6D107B" id="Straight Connector 21" o:spid="_x0000_s1026" style="position:absolute;z-index:251683840;visibility:visible;mso-wrap-style:square;mso-wrap-distance-left:9pt;mso-wrap-distance-top:0;mso-wrap-distance-right:9pt;mso-wrap-distance-bottom:0;mso-position-horizontal:absolute;mso-position-horizontal-relative:text;mso-position-vertical:absolute;mso-position-vertical-relative:text" from="89.5pt,-35.5pt" to="93pt,4.5pt" o:gfxdata="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" strokecolor="#4472c4 [3204]" strokeweight=".5pt">
                 <v:stroke joinstyle="miter"/>
               </v:line>
             </w:pict>
@@ -2416,7 +2416,7 @@
           </mc:Choice>
           <mc:Fallback>
             <w:pict>
-              <v:line w14:anchorId="4B088093" id="Straight Connector 21" o:spid="_x0000_s1026" style="position:absolute;z-index:251681792;visibility:visible;mso-wrap-style:square;mso-wrap-distance-left:9pt;mso-wrap-distance-top:0;mso-wrap-distance-right:9pt;mso-wrap-distance-bottom:0;mso-position-horizontal:absolute;mso-position-horizontal-relative:text;mso-position-vertical:absolute;mso-position-vertical-relative:text" from="47.5pt,-36.5pt" to="51pt,3.5pt" o:gfxdata="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" strokecolor="#4472c4 [3204]" strokeweight=".5pt">
+              <v:line w14:anchorId="4AEE15B6" id="Straight Connector 21" o:spid="_x0000_s1026" style="position:absolute;z-index:251681792;visibility:visible;mso-wrap-style:square;mso-wrap-distance-left:9pt;mso-wrap-distance-top:0;mso-wrap-distance-right:9pt;mso-wrap-distance-bottom:0;mso-position-horizontal:absolute;mso-position-horizontal-relative:text;mso-position-vertical:absolute;mso-position-vertical-relative:text" from="47.5pt,-36.5pt" to="51pt,3.5pt" o:gfxdata="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" strokecolor="#4472c4 [3204]" strokeweight=".5pt">
                 <v:stroke joinstyle="miter"/>
               </v:line>
             </w:pict>
@@ -2484,7 +2484,7 @@
           </mc:Choice>
           <mc:Fallback>
             <w:pict>
-              <v:shape w14:anchorId="2A45AF98" id="Straight Arrow Connector 20" o:spid="_x0000_s1026" type="#_x0000_t32" style="position:absolute;margin-left:335pt;margin-top:-18pt;width:42.5pt;height:4.5pt;flip:x;z-index:251680768;visibility:visible;mso-wrap-style:square;mso-wrap-distance-left:9pt;mso-wrap-distance-top:0;mso-wrap-distance-right:9pt;mso-wrap-distance-bottom:0;mso-position-horizontal:absolute;mso-position-horizontal-relative:text;mso-position-vertical:absolute;mso-position-vertical-relative:text" o:gfxdata="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" strokecolor="#4472c4 [3204]" strokeweight=".5pt">
+              <v:shape w14:anchorId="66B4CAF9" id="Straight Arrow Connector 20" o:spid="_x0000_s1026" type="#_x0000_t32" style="position:absolute;margin-left:335pt;margin-top:-18pt;width:42.5pt;height:4.5pt;flip:x;z-index:251680768;visibility:visible;mso-wrap-style:square;mso-wrap-distance-left:9pt;mso-wrap-distance-top:0;mso-wrap-distance-right:9pt;mso-wrap-distance-bottom:0;mso-position-horizontal:absolute;mso-position-horizontal-relative:text;mso-position-vertical:absolute;mso-position-vertical-relative:text" o:gfxdata="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" strokecolor="#4472c4 [3204]" strokeweight=".5pt">
                 <v:stroke endarrow="block" joinstyle="miter"/>
               </v:shape>
             </w:pict>
@@ -2552,7 +2552,7 @@
           </mc:Choice>
           <mc:Fallback>
             <w:pict>
-              <v:shape w14:anchorId="45336ED6" id="Straight Arrow Connector 19" o:spid="_x0000_s1026" type="#_x0000_t32" style="position:absolute;margin-left:334.5pt;margin-top:-31.5pt;width:42pt;height:0;z-index:251679744;visibility:visible;mso-wrap-style:square;mso-wrap-distance-left:9pt;mso-wrap-distance-top:0;mso-wrap-distance-right:9pt;mso-wrap-distance-bottom:0;mso-position-horizontal:absolute;mso-position-horizontal-relative:text;mso-position-vertical:absolute;mso-position-vertical-relative:text" o:gfxdata="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" strokecolor="#4472c4 [3204]" strokeweight=".5pt">
+              <v:shape w14:anchorId="5F5A9B33" id="Straight Arrow Connector 19" o:spid="_x0000_s1026" type="#_x0000_t32" style="position:absolute;margin-left:334.5pt;margin-top:-31.5pt;width:42pt;height:0;z-index:251679744;visibility:visible;mso-wrap-style:square;mso-wrap-distance-left:9pt;mso-wrap-distance-top:0;mso-wrap-distance-right:9pt;mso-wrap-distance-bottom:0;mso-position-horizontal:absolute;mso-position-horizontal-relative:text;mso-position-vertical:absolute;mso-position-vertical-relative:text" o:gfxdata="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" strokecolor="#4472c4 [3204]" strokeweight=".5pt">
                 <v:stroke endarrow="block" joinstyle="miter"/>
               </v:shape>
             </w:pict>
@@ -2620,7 +2620,7 @@
           </mc:Choice>
           <mc:Fallback>
             <w:pict>
-              <v:shape w14:anchorId="26CEEF2B" id="Straight Arrow Connector 18" o:spid="_x0000_s1026" type="#_x0000_t32" style="position:absolute;margin-left:136.5pt;margin-top:-13pt;width:77.5pt;height:4pt;flip:x;z-index:251678720;visibility:visible;mso-wrap-style:square;mso-wrap-distance-left:9pt;mso-wrap-distance-top:0;mso-wrap-distance-right:9pt;mso-wrap-distance-bottom:0;mso-position-horizontal:absolute;mso-position-horizontal-relative:text;mso-position-vertical:absolute;mso-position-vertical-relative:text" o:gfxdata="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" strokecolor="#4472c4 [3204]" strokeweight=".5pt">
+              <v:shape w14:anchorId="47340CB3" id="Straight Arrow Connector 18" o:spid="_x0000_s1026" type="#_x0000_t32" style="position:absolute;margin-left:136.5pt;margin-top:-13pt;width:77.5pt;height:4pt;flip:x;z-index:251678720;visibility:visible;mso-wrap-style:square;mso-wrap-distance-left:9pt;mso-wrap-distance-top:0;mso-wrap-distance-right:9pt;mso-wrap-distance-bottom:0;mso-position-horizontal:absolute;mso-position-horizontal-relative:text;mso-position-vertical:absolute;mso-position-vertical-relative:text" o:gfxdata="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" strokecolor="#4472c4 [3204]" strokeweight=".5pt">
                 <v:stroke endarrow="block" joinstyle="miter"/>
               </v:shape>
             </w:pict>
@@ -2688,7 +2688,7 @@
           </mc:Choice>
           <mc:Fallback>
             <w:pict>
-              <v:shape w14:anchorId="3B03505A" id="Straight Arrow Connector 17" o:spid="_x0000_s1026" type="#_x0000_t32" style="position:absolute;margin-left:135.5pt;margin-top:-30pt;width:85pt;height:4.5pt;flip:y;z-index:251677696;visibility:visible;mso-wrap-style:square;mso-wrap-distance-left:9pt;mso-wrap-distance-top:0;mso-wrap-distance-right:9pt;mso-wrap-distance-bottom:0;mso-position-horizontal:absolute;mso-position-horizontal-relative:text;mso-position-vertical:absolute;mso-position-vertical-relative:text" o:gfxdata="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" strokecolor="#4472c4 [3204]" strokeweight=".5pt">
+              <v:shape w14:anchorId="3F0D1B9A" id="Straight Arrow Connector 17" o:spid="_x0000_s1026" type="#_x0000_t32" style="position:absolute;margin-left:135.5pt;margin-top:-30pt;width:85pt;height:4.5pt;flip:y;z-index:251677696;visibility:visible;mso-wrap-style:square;mso-wrap-distance-left:9pt;mso-wrap-distance-top:0;mso-wrap-distance-right:9pt;mso-wrap-distance-bottom:0;mso-position-horizontal:absolute;mso-position-horizontal-relative:text;mso-position-vertical:absolute;mso-position-vertical-relative:text" o:gfxdata="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" strokecolor="#4472c4 [3204]" strokeweight=".5pt">
                 <v:stroke endarrow="block" joinstyle="miter"/>
               </v:shape>
             </w:pict>
@@ -2758,7 +2758,7 @@
           </mc:Choice>
           <mc:Fallback>
             <w:pict>
-              <v:rect w14:anchorId="3DB5CD3B" id="Rectangle 16" o:spid="_x0000_s1026" style="position:absolute;margin-left:376.5pt;margin-top:-42pt;width:118pt;height:40pt;z-index:251676672;visibility:visible;mso-wrap-style:square;mso-wrap-distance-left:9pt;mso-wrap-distance-top:0;mso-wrap-distance-right:9pt;mso-wrap-distance-bottom:0;mso-position-horizontal:absolute;mso-position-horizontal-relative:text;mso-position-vertical:absolute;mso-position-vertical-relative:text;v-text-anchor:middle" o:gfxdata="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" fillcolor="white [3201]" strokecolor="#70ad47 [3209]" strokeweight="1pt"/>
+              <v:rect w14:anchorId="37D87218" id="Rectangle 16" o:spid="_x0000_s1026" style="position:absolute;margin-left:376.5pt;margin-top:-42pt;width:118pt;height:40pt;z-index:251676672;visibility:visible;mso-wrap-style:square;mso-wrap-distance-left:9pt;mso-wrap-distance-top:0;mso-wrap-distance-right:9pt;mso-wrap-distance-bottom:0;mso-position-horizontal:absolute;mso-position-horizontal-relative:text;mso-position-vertical:absolute;mso-position-vertical-relative:text;v-text-anchor:middle" o:gfxdata="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" fillcolor="white [3201]" strokecolor="#70ad47 [3209]" strokeweight="1pt"/>
             </w:pict>
           </mc:Fallback>
         </mc:AlternateContent>
@@ -2826,7 +2826,7 @@
           </mc:Choice>
           <mc:Fallback>
             <w:pict>
-              <v:rect w14:anchorId="5721F83A" id="Rectangle 16" o:spid="_x0000_s1026" style="position:absolute;margin-left:215pt;margin-top:-42pt;width:118pt;height:40pt;z-index:251674624;visibility:visible;mso-wrap-style:square;mso-wrap-distance-left:9pt;mso-wrap-distance-top:0;mso-wrap-distance-right:9pt;mso-wrap-distance-bottom:0;mso-position-horizontal:absolute;mso-position-horizontal-relative:text;mso-position-vertical:absolute;mso-position-vertical-relative:text;v-text-anchor:middle" o:gfxdata="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" fillcolor="white [3201]" strokecolor="#70ad47 [3209]" strokeweight="1pt"/>
+              <v:rect w14:anchorId="4F6B870D" id="Rectangle 16" o:spid="_x0000_s1026" style="position:absolute;margin-left:215pt;margin-top:-42pt;width:118pt;height:40pt;z-index:251674624;visibility:visible;mso-wrap-style:square;mso-wrap-distance-left:9pt;mso-wrap-distance-top:0;mso-wrap-distance-right:9pt;mso-wrap-distance-bottom:0;mso-position-horizontal:absolute;mso-position-horizontal-relative:text;mso-position-vertical:absolute;mso-position-vertical-relative:text;v-text-anchor:middle" o:gfxdata="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" fillcolor="white [3201]" strokecolor="#70ad47 [3209]" strokeweight="1pt"/>
             </w:pict>
           </mc:Fallback>
         </mc:AlternateContent>
@@ -2894,7 +2894,7 @@
           </mc:Choice>
           <mc:Fallback>
             <w:pict>
-              <v:rect w14:anchorId="29F5F495" id="Rectangle 16" o:spid="_x0000_s1026" style="position:absolute;margin-left:18pt;margin-top:-37.5pt;width:118pt;height:40pt;z-index:251672576;visibility:visible;mso-wrap-style:square;mso-wrap-distance-left:9pt;mso-wrap-distance-top:0;mso-wrap-distance-right:9pt;mso-wrap-distance-bottom:0;mso-position-horizontal:absolute;mso-position-horizontal-relative:text;mso-position-vertical:absolute;mso-position-vertical-relative:text;v-text-anchor:middle" o:gfxdata="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" fillcolor="white [3201]" strokecolor="#70ad47 [3209]" strokeweight="1pt"/>
+              <v:rect w14:anchorId="33207828" id="Rectangle 16" o:spid="_x0000_s1026" style="position:absolute;margin-left:18pt;margin-top:-37.5pt;width:118pt;height:40pt;z-index:251672576;visibility:visible;mso-wrap-style:square;mso-wrap-distance-left:9pt;mso-wrap-distance-top:0;mso-wrap-distance-right:9pt;mso-wrap-distance-bottom:0;mso-position-horizontal:absolute;mso-position-horizontal-relative:text;mso-position-vertical:absolute;mso-position-vertical-relative:text;v-text-anchor:middle" o:gfxdata="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" fillcolor="white [3201]" strokecolor="#70ad47 [3209]" strokeweight="1pt"/>
             </w:pict>
           </mc:Fallback>
         </mc:AlternateContent>
@@ -3023,6 +3023,9 @@
       </w:r>
       <w:proofErr w:type="spellEnd"/>
     </w:p>
+    <w:p/>
+    <w:p/>
+    <w:p/>
     <w:p>
       <w:pPr>
         <w:rPr>
@@ -3051,6 +3054,93 @@
           <w:szCs w:val="28"/>
         </w:rPr>
       </w:pPr>
+      <w:r>
+        <w:rPr>
+          <w:b/>
+          <w:bCs/>
+          <w:sz w:val="28"/>
+          <w:szCs w:val="28"/>
+        </w:rPr>
+        <w:t xml:space="preserve">By default LinkedList in Java double linked list </w:t>
+      </w:r>
+    </w:p>
+    <w:p>
+      <w:pPr>
+        <w:rPr>
+          <w:b/>
+          <w:bCs/>
+          <w:sz w:val="28"/>
+          <w:szCs w:val="28"/>
+        </w:rPr>
+      </w:pPr>
+    </w:p>
+    <w:p>
+      <w:pPr>
+        <w:rPr>
+          <w:b/>
+          <w:bCs/>
+          <w:sz w:val="28"/>
+          <w:szCs w:val="28"/>
+        </w:rPr>
+      </w:pPr>
+      <w:r>
+        <w:rPr>
+          <w:b/>
+          <w:bCs/>
+          <w:sz w:val="28"/>
+          <w:szCs w:val="28"/>
+        </w:rPr>
+        <w:t xml:space="preserve">If we want to do more insertion and deletion operation LinkedList is good option. </w:t>
+      </w:r>
+    </w:p>
+    <w:p>
+      <w:pPr>
+        <w:rPr>
+          <w:b/>
+          <w:bCs/>
+          <w:sz w:val="28"/>
+          <w:szCs w:val="28"/>
+        </w:rPr>
+      </w:pPr>
+      <w:r>
+        <w:rPr>
+          <w:b/>
+          <w:bCs/>
+          <w:sz w:val="28"/>
+          <w:szCs w:val="28"/>
+        </w:rPr>
+        <w:t xml:space="preserve">If want to retrieve element again and again </w:t>
+      </w:r>
+      <w:proofErr w:type="spellStart"/>
+      <w:r>
+        <w:rPr>
+          <w:b/>
+          <w:bCs/>
+          <w:sz w:val="28"/>
+          <w:szCs w:val="28"/>
+        </w:rPr>
+        <w:t>ArrayList</w:t>
+      </w:r>
+      <w:proofErr w:type="spellEnd"/>
+      <w:r>
+        <w:rPr>
+          <w:b/>
+          <w:bCs/>
+          <w:sz w:val="28"/>
+          <w:szCs w:val="28"/>
+        </w:rPr>
+        <w:t xml:space="preserve"> is good option. </w:t>
+      </w:r>
+    </w:p>
+    <w:p>
+      <w:pPr>
+        <w:rPr>
+          <w:b/>
+          <w:bCs/>
+          <w:sz w:val="28"/>
+          <w:szCs w:val="28"/>
+        </w:rPr>
+      </w:pPr>
     </w:p>
     <w:p>
       <w:pPr>
@@ -3070,6 +3160,25 @@
         </w:rPr>
         <w:t xml:space="preserve">Vector </w:t>
       </w:r>
+      <w:r>
+        <w:rPr>
+          <w:b/>
+          <w:bCs/>
+          <w:sz w:val="28"/>
+          <w:szCs w:val="28"/>
+        </w:rPr>
+        <w:t xml:space="preserve">: Vector is legacy class. by default all methods in Vector are synchronized. Thread safe but slow in performance. </w:t>
+      </w:r>
+    </w:p>
+    <w:p>
+      <w:pPr>
+        <w:rPr>
+          <w:b/>
+          <w:bCs/>
+          <w:sz w:val="28"/>
+          <w:szCs w:val="28"/>
+        </w:rPr>
+      </w:pPr>
     </w:p>
     <w:p>
       <w:pPr>
